--- a/pr-preview/pr-373/chapters/mathematical-writing.docx
+++ b/pr-preview/pr-373/chapters/mathematical-writing.docx
@@ -15,7 +15,7 @@
         <w:pStyle w:val="Date"/>
       </w:pPr>
       <w:r>
-        <w:t xml:space="preserve">Last modified: 2026-10-26 11:46:06 (PDT)</w:t>
+        <w:t xml:space="preserve">Last modified: 2026-10-26 13:12:42 (PDT)</w:t>
       </w:r>
     </w:p>
     <w:tbl>
@@ -1869,13 +1869,606 @@
       </w:r>
     </w:p>
     <w:bookmarkEnd w:id="31"/>
-    <w:bookmarkStart w:id="42" w:name="rules-that-other-chapters-cover"/>
+    <w:bookmarkStart w:id="35" w:name="cite-results-not-solutions"/>
     <w:p>
       <w:pPr>
         <w:pStyle w:val="Heading2"/>
       </w:pPr>
       <w:r>
-        <w:t xml:space="preserve">8 Rules that other chapters cover</w:t>
+        <w:t xml:space="preserve">8 Cite results, not solutions</w:t>
+      </w:r>
+    </w:p>
+    <w:p>
+      <w:pPr>
+        <w:pStyle w:val="FirstParagraph"/>
+      </w:pPr>
+      <w:r>
+        <w:t xml:space="preserve">A proof, or any derivation that supports a result, never cites a solution to an exercise.</w:t>
+      </w:r>
+      <w:r>
+        <w:t xml:space="preserve"> </w:t>
+      </w:r>
+      <w:r>
+        <w:t xml:space="preserve">A solution answers an exercise for the reader who attempted the exercise,</w:t>
+      </w:r>
+      <w:r>
+        <w:t xml:space="preserve"> </w:t>
+      </w:r>
+      <w:r>
+        <w:t xml:space="preserve">so the solution is not a result that other arguments can build on.</w:t>
+      </w:r>
+      <w:r>
+        <w:t xml:space="preserve"> </w:t>
+      </w:r>
+      <w:r>
+        <w:t xml:space="preserve">Follow each solution that contains a reusable result with a result div (a theorem, lemma, corollary or proposition) that states the claim.</w:t>
+      </w:r>
+      <w:r>
+        <w:t xml:space="preserve"> </w:t>
+      </w:r>
+      <w:r>
+        <w:t xml:space="preserve">The test is whether the solution contains a result that other arguments could use,</w:t>
+      </w:r>
+      <w:r>
+        <w:t xml:space="preserve"> </w:t>
+      </w:r>
+      <w:r>
+        <w:t xml:space="preserve">not whether any later argument currently relies on it.</w:t>
+      </w:r>
+      <w:r>
+        <w:t xml:space="preserve"> </w:t>
+      </w:r>
+      <w:r>
+        <w:t xml:space="preserve">Cite that result div in every argument that uses the claim.</w:t>
+      </w:r>
+    </w:p>
+    <w:bookmarkStart w:id="32" w:name="exm-cite-results"/>
+    <w:p>
+      <w:pPr>
+        <w:pStyle w:val="BodyText"/>
+      </w:pPr>
+      <w:r>
+        <w:rPr>
+          <w:b/>
+          <w:bCs/>
+        </w:rPr>
+        <w:t xml:space="preserve">Example 5 (Citing a result div)</w:t>
+      </w:r>
+      <w:r>
+        <w:t xml:space="preserve"> </w:t>
+      </w:r>
+      <w:r>
+        <w:t xml:space="preserve"> </w:t>
+      </w:r>
+    </w:p>
+    <w:p>
+      <w:pPr>
+        <w:pStyle w:val="BlockText"/>
+      </w:pPr>
+      <w:r>
+        <w:t xml:space="preserve">❌</w:t>
+      </w:r>
+      <w:r>
+        <w:t xml:space="preserve"> </w:t>
+      </w:r>
+      <w:r>
+        <w:rPr>
+          <w:b/>
+          <w:bCs/>
+        </w:rPr>
+        <w:t xml:space="preserve">Proof.</w:t>
+      </w:r>
+      <w:r>
+        <w:t xml:space="preserve"> </w:t>
+      </w:r>
+      <w:r>
+        <w:t xml:space="preserve">By Solution 9 and Solution 10, the claim holds.</w:t>
+      </w:r>
+    </w:p>
+    <w:p>
+      <w:pPr>
+        <w:pStyle w:val="BlockText"/>
+      </w:pPr>
+      <w:r>
+        <w:t xml:space="preserve">✅</w:t>
+      </w:r>
+      <w:r>
+        <w:t xml:space="preserve"> </w:t>
+      </w:r>
+      <w:r>
+        <w:rPr>
+          <w:b/>
+          <w:bCs/>
+        </w:rPr>
+        <w:t xml:space="preserve">Proof.</w:t>
+      </w:r>
+      <w:r>
+        <w:t xml:space="preserve"> </w:t>
+      </w:r>
+      <w:r>
+        <w:t xml:space="preserve">By Lemma 4 and Lemma 5, the claim holds.</w:t>
+      </w:r>
+    </w:p>
+    <w:p>
+      <w:pPr>
+        <w:pStyle w:val="FirstParagraph"/>
+      </w:pPr>
+      <w:r>
+        <w:t xml:space="preserve">The ❌ version sends the reader to answers that the notes may reorder, hide or drop.</w:t>
+      </w:r>
+      <w:r>
+        <w:t xml:space="preserve"> </w:t>
+      </w:r>
+      <w:r>
+        <w:t xml:space="preserve">The ✅ version cites claims that the notes state, number and keep.</w:t>
+      </w:r>
+    </w:p>
+    <w:bookmarkEnd w:id="32"/>
+    <w:p>
+      <w:pPr>
+        <w:pStyle w:val="BodyText"/>
+      </w:pPr>
+      <w:r>
+        <w:t xml:space="preserve">Add an exercise and its solution just before every result div that you add or edit.</w:t>
+      </w:r>
+      <w:r>
+        <w:t xml:space="preserve"> </w:t>
+      </w:r>
+      <w:r>
+        <w:t xml:space="preserve">The exercise does not state the result.</w:t>
+      </w:r>
+      <w:r>
+        <w:t xml:space="preserve"> </w:t>
+      </w:r>
+      <w:r>
+        <w:t xml:space="preserve">It asks the student to find the result, such as</w:t>
+      </w:r>
+      <w:r>
+        <w:t xml:space="preserve"> </w:t>
+      </w:r>
+      <w:r>
+        <w:t xml:space="preserve">“find an expression for the spread of a random variable using its first two moments”</w:t>
+      </w:r>
+      <w:r>
+        <w:t xml:space="preserve">,</w:t>
+      </w:r>
+      <w:r>
+        <w:t xml:space="preserve"> </w:t>
+      </w:r>
+      <w:r>
+        <w:t xml:space="preserve">so that the reader discovers the result,</w:t>
+      </w:r>
+      <w:r>
+        <w:t xml:space="preserve"> </w:t>
+      </w:r>
+      <w:r>
+        <w:t xml:space="preserve">and the result div then states what the solution showed.</w:t>
+      </w:r>
+      <w:r>
+        <w:t xml:space="preserve"> </w:t>
+      </w:r>
+      <w:r>
+        <w:t xml:space="preserve">Every later argument cites the result div.</w:t>
+      </w:r>
+    </w:p>
+    <w:p>
+      <w:pPr>
+        <w:pStyle w:val="BodyText"/>
+      </w:pPr>
+      <w:r>
+        <w:t xml:space="preserve">The one exception to the citation rule follows from that pairing:</w:t>
+      </w:r>
+      <w:r>
+        <w:t xml:space="preserve"> </w:t>
+      </w:r>
+      <w:r>
+        <w:t xml:space="preserve">the proof of the result itself may cite the solution of the exercise that asks for that same result.</w:t>
+      </w:r>
+      <w:r>
+        <w:t xml:space="preserve"> </w:t>
+      </w:r>
+      <w:r>
+        <w:t xml:space="preserve">Such a proof does no derivation of its own: it is the one line</w:t>
+      </w:r>
+      <w:r>
+        <w:t xml:space="preserve"> </w:t>
+      </w:r>
+      <w:r>
+        <w:rPr>
+          <w:rStyle w:val="VerbatimChar"/>
+        </w:rPr>
+        <w:t xml:space="preserve">By @sol-x.</w:t>
+      </w:r>
+      <w:r>
+        <w:t xml:space="preserve">, with one citation.</w:t>
+      </w:r>
+      <w:r>
+        <w:t xml:space="preserve"> </w:t>
+      </w:r>
+      <w:r>
+        <w:t xml:space="preserve">This is the one place where a proof cites a solution.</w:t>
+      </w:r>
+      <w:r>
+        <w:t xml:space="preserve"> </w:t>
+      </w:r>
+      <w:hyperlink r:id="rId33">
+        <w:r>
+          <w:rPr>
+            <w:rStyle w:val="Hyperlink"/>
+          </w:rPr>
+          <w:t xml:space="preserve">Derivation format</w:t>
+        </w:r>
+      </w:hyperlink>
+      <w:r>
+        <w:t xml:space="preserve"> </w:t>
+      </w:r>
+      <w:r>
+        <w:t xml:space="preserve">describes the exercise, solution, theorem and proof pattern.</w:t>
+      </w:r>
+      <w:r>
+        <w:t xml:space="preserve"> </w:t>
+      </w:r>
+      <w:r>
+        <w:t xml:space="preserve">When the exercise has several parts, the line may cite each part, as in the line</w:t>
+      </w:r>
+      <w:r>
+        <w:t xml:space="preserve"> </w:t>
+      </w:r>
+      <w:r>
+        <w:rPr>
+          <w:rStyle w:val="VerbatimChar"/>
+        </w:rPr>
+        <w:t xml:space="preserve">By @sol-x and @sol-x-part2.</w:t>
+      </w:r>
+      <w:r>
+        <w:t xml:space="preserve">, which ends in a period.</w:t>
+      </w:r>
+      <w:r>
+        <w:t xml:space="preserve"> </w:t>
+      </w:r>
+      <w:r>
+        <w:t xml:space="preserve">A proof with its own steps or display math cites result divs instead.</w:t>
+      </w:r>
+    </w:p>
+    <w:p>
+      <w:pPr>
+        <w:pStyle w:val="BodyText"/>
+      </w:pPr>
+      <w:r>
+        <w:t xml:space="preserve">The</w:t>
+      </w:r>
+      <w:r>
+        <w:t xml:space="preserve"> </w:t>
+      </w:r>
+      <w:r>
+        <w:rPr>
+          <w:rStyle w:val="VerbatimChar"/>
+        </w:rPr>
+        <w:t xml:space="preserve">check-solution-citations</w:t>
+      </w:r>
+      <w:r>
+        <w:t xml:space="preserve"> </w:t>
+      </w:r>
+      <w:r>
+        <w:t xml:space="preserve">workflow in</w:t>
+      </w:r>
+      <w:r>
+        <w:t xml:space="preserve"> </w:t>
+      </w:r>
+      <w:hyperlink r:id="rId34">
+        <w:r>
+          <w:rPr>
+            <w:rStyle w:val="VerbatimChar"/>
+          </w:rPr>
+          <w:t xml:space="preserve">Morrison-Lab/gha</w:t>
+        </w:r>
+      </w:hyperlink>
+      <w:r>
+        <w:t xml:space="preserve"> </w:t>
+      </w:r>
+      <w:r>
+        <w:t xml:space="preserve">flags a</w:t>
+      </w:r>
+      <w:r>
+        <w:t xml:space="preserve"> </w:t>
+      </w:r>
+      <w:r>
+        <w:rPr>
+          <w:rStyle w:val="VerbatimChar"/>
+        </w:rPr>
+        <w:t xml:space="preserve">@sol-</w:t>
+      </w:r>
+      <w:r>
+        <w:t xml:space="preserve"> </w:t>
+      </w:r>
+      <w:r>
+        <w:t xml:space="preserve">cross-reference inside a proof or result div.</w:t>
+      </w:r>
+      <w:r>
+        <w:t xml:space="preserve"> </w:t>
+      </w:r>
+      <w:r>
+        <w:t xml:space="preserve">It lets a one-line proof with one citation pass.</w:t>
+      </w:r>
+      <w:r>
+        <w:t xml:space="preserve"> </w:t>
+      </w:r>
+      <w:r>
+        <w:t xml:space="preserve">For a one-line proof that cites several parts of the paired solution, the HTML comment</w:t>
+      </w:r>
+      <w:r>
+        <w:t xml:space="preserve"> </w:t>
+      </w:r>
+      <w:r>
+        <w:rPr>
+          <w:rStyle w:val="VerbatimChar"/>
+        </w:rPr>
+        <w:t xml:space="preserve">&lt;!-- check-solution-citations: allow --&gt;</w:t>
+      </w:r>
+      <w:r>
+        <w:t xml:space="preserve"> </w:t>
+      </w:r>
+      <w:r>
+        <w:t xml:space="preserve">on that line tells the workflow to skip that line.</w:t>
+      </w:r>
+      <w:r>
+        <w:t xml:space="preserve"> </w:t>
+      </w:r>
+      <w:r>
+        <w:t xml:space="preserve">Quarto removes the comment from the rendered page.</w:t>
+      </w:r>
+      <w:r>
+        <w:t xml:space="preserve"> </w:t>
+      </w:r>
+      <w:r>
+        <w:t xml:space="preserve">The workflow does not check prose outside proof and result divs, but the rule still applies there.</w:t>
+      </w:r>
+    </w:p>
+    <w:bookmarkEnd w:id="35"/>
+    <w:bookmarkStart w:id="37" w:name="keep-each-div-minimal-cite-never-inline"/>
+    <w:p>
+      <w:pPr>
+        <w:pStyle w:val="Heading2"/>
+      </w:pPr>
+      <w:r>
+        <w:t xml:space="preserve">9 Keep each div minimal: cite, never inline</w:t>
+      </w:r>
+    </w:p>
+    <w:p>
+      <w:pPr>
+        <w:pStyle w:val="FirstParagraph"/>
+      </w:pPr>
+      <w:r>
+        <w:t xml:space="preserve">Every result div states one result and every solution div answers one exercise, and each does no more.</w:t>
+      </w:r>
+      <w:r>
+        <w:t xml:space="preserve"> </w:t>
+      </w:r>
+      <w:r>
+        <w:t xml:space="preserve">When a proof or a solution needs a step that a reader could use elsewhere, state that step as its own result div, preceded by its exercise and solution, and cite that result div.</w:t>
+      </w:r>
+      <w:r>
+        <w:t xml:space="preserve"> </w:t>
+      </w:r>
+      <w:r>
+        <w:t xml:space="preserve">Never derive the step inline.</w:t>
+      </w:r>
+      <w:r>
+        <w:t xml:space="preserve"> </w:t>
+      </w:r>
+      <w:r>
+        <w:t xml:space="preserve">A solution decomposes the same way: each solution is the smallest argument that answers its exercise, and it cites result divs for the steps that other arguments also use.</w:t>
+      </w:r>
+    </w:p>
+    <w:bookmarkStart w:id="36" w:name="exm-never-inline"/>
+    <w:p>
+      <w:pPr>
+        <w:pStyle w:val="BodyText"/>
+      </w:pPr>
+      <w:r>
+        <w:rPr>
+          <w:b/>
+          <w:bCs/>
+        </w:rPr>
+        <w:t xml:space="preserve">Example 6 (Citing a step instead of deriving it)</w:t>
+      </w:r>
+      <w:r>
+        <w:t xml:space="preserve"> </w:t>
+      </w:r>
+      <w:r>
+        <w:t xml:space="preserve"> </w:t>
+      </w:r>
+    </w:p>
+    <w:p>
+      <w:pPr>
+        <w:pStyle w:val="BlockText"/>
+      </w:pPr>
+      <w:r>
+        <w:t xml:space="preserve">❌</w:t>
+      </w:r>
+      <w:r>
+        <w:t xml:space="preserve"> </w:t>
+      </w:r>
+      <w:r>
+        <w:rPr>
+          <w:b/>
+          <w:bCs/>
+        </w:rPr>
+        <w:t xml:space="preserve">Proof.</w:t>
+      </w:r>
+      <w:r>
+        <w:t xml:space="preserve"> </w:t>
+      </w:r>
+      <w:r>
+        <w:t xml:space="preserve">By the chain rule, the gradient of each summand is</w:t>
+      </w:r>
+      <w:r>
+        <w:t xml:space="preserve"> </w:t>
+      </w:r>
+      <w:r>
+        <w:t xml:space="preserve">$2 \resid_i \vfeatmap(\vx_i)$</w:t>
+      </w:r>
+      <w:r>
+        <w:t xml:space="preserve">, where</w:t>
+      </w:r>
+      <w:r>
+        <w:t xml:space="preserve"> </w:t>
+      </w:r>
+      <w:r>
+        <w:t xml:space="preserve">$\resid_i$</w:t>
+      </w:r>
+      <w:r>
+        <w:t xml:space="preserve"> </w:t>
+      </w:r>
+      <w:r>
+        <w:t xml:space="preserve">is the residual and</w:t>
+      </w:r>
+      <w:r>
+        <w:t xml:space="preserve"> </w:t>
+      </w:r>
+      <w:r>
+        <w:t xml:space="preserve">$\vfeatmap(\vx_i)$</w:t>
+      </w:r>
+      <w:r>
+        <w:t xml:space="preserve"> </w:t>
+      </w:r>
+      <w:r>
+        <w:t xml:space="preserve">the design vector, and summing over</w:t>
+      </w:r>
+      <w:r>
+        <w:t xml:space="preserve"> </w:t>
+      </w:r>
+      <m:oMath>
+        <m:r>
+          <m:t>i</m:t>
+        </m:r>
+      </m:oMath>
+      <w:r>
+        <w:t xml:space="preserve"> </w:t>
+      </w:r>
+      <w:r>
+        <w:t xml:space="preserve">gives the claim.</w:t>
+      </w:r>
+    </w:p>
+    <w:p>
+      <w:pPr>
+        <w:pStyle w:val="BlockText"/>
+      </w:pPr>
+      <w:r>
+        <w:t xml:space="preserve">✅</w:t>
+      </w:r>
+      <w:r>
+        <w:t xml:space="preserve"> </w:t>
+      </w:r>
+      <w:r>
+        <w:rPr>
+          <w:b/>
+          <w:bCs/>
+        </w:rPr>
+        <w:t xml:space="preserve">Proof.</w:t>
+      </w:r>
+      <w:r>
+        <w:t xml:space="preserve"> </w:t>
+      </w:r>
+      <w:r>
+        <w:t xml:space="preserve">Lemma 4 gives the gradient of each summand,</w:t>
+      </w:r>
+      <w:r>
+        <w:t xml:space="preserve"> </w:t>
+      </w:r>
+      <w:r>
+        <w:t xml:space="preserve">and Lemma 5 says that the gradient of a sum is the sum of the gradients,</w:t>
+      </w:r>
+      <w:r>
+        <w:t xml:space="preserve"> </w:t>
+      </w:r>
+      <w:r>
+        <w:t xml:space="preserve">so the gradient of the total is the sum of</w:t>
+      </w:r>
+      <w:r>
+        <w:t xml:space="preserve"> </w:t>
+      </w:r>
+      <w:r>
+        <w:t xml:space="preserve">$2 \resid_i \vfeatmap(\vx_i)$</w:t>
+      </w:r>
+      <w:r>
+        <w:t xml:space="preserve"> </w:t>
+      </w:r>
+      <w:r>
+        <w:t xml:space="preserve">over</w:t>
+      </w:r>
+      <w:r>
+        <w:t xml:space="preserve"> </w:t>
+      </w:r>
+      <m:oMath>
+        <m:r>
+          <m:t>i</m:t>
+        </m:r>
+      </m:oMath>
+      <w:r>
+        <w:t xml:space="preserve">.</w:t>
+      </w:r>
+    </w:p>
+    <w:p>
+      <w:pPr>
+        <w:pStyle w:val="FirstParagraph"/>
+      </w:pPr>
+      <w:r>
+        <w:t xml:space="preserve">The ❌ proof derives inline the result that Lemma 4 states, so a reader who needs that step elsewhere has nowhere to cite.</w:t>
+      </w:r>
+    </w:p>
+    <w:bookmarkEnd w:id="36"/>
+    <w:p>
+      <w:pPr>
+        <w:pStyle w:val="BodyText"/>
+      </w:pPr>
+      <w:r>
+        <w:t xml:space="preserve">No div repeats reasoning that it could cite instead.</w:t>
+      </w:r>
+      <w:r>
+        <w:t xml:space="preserve"> </w:t>
+      </w:r>
+      <w:r>
+        <w:t xml:space="preserve">Two arguments that share a step cite one result div, so a correction to the step is made once.</w:t>
+      </w:r>
+    </w:p>
+    <w:p>
+      <w:pPr>
+        <w:pStyle w:val="BodyText"/>
+      </w:pPr>
+      <w:r>
+        <w:t xml:space="preserve">No check can decide whether a step is reusable, so this rule stays a writing rule that review enforces.</w:t>
+      </w:r>
+      <w:r>
+        <w:t xml:space="preserve"> </w:t>
+      </w:r>
+      <w:r>
+        <w:t xml:space="preserve">The</w:t>
+      </w:r>
+      <w:r>
+        <w:t xml:space="preserve"> </w:t>
+      </w:r>
+      <w:r>
+        <w:rPr>
+          <w:rStyle w:val="VerbatimChar"/>
+        </w:rPr>
+        <w:t xml:space="preserve">check-solution-citations</w:t>
+      </w:r>
+      <w:r>
+        <w:t xml:space="preserve"> </w:t>
+      </w:r>
+      <w:r>
+        <w:t xml:space="preserve">workflow covers only the citation of solutions.</w:t>
+      </w:r>
+    </w:p>
+    <w:bookmarkEnd w:id="37"/>
+    <w:bookmarkStart w:id="48" w:name="rules-that-other-chapters-cover"/>
+    <w:p>
+      <w:pPr>
+        <w:pStyle w:val="Heading2"/>
+      </w:pPr>
+      <w:r>
+        <w:t xml:space="preserve">10 Rules that other chapters cover</w:t>
       </w:r>
     </w:p>
     <w:p>
@@ -1910,7 +2503,7 @@
       <w:tr>
         <w:tc>
           <w:tcPr/>
-          <w:bookmarkStart w:id="38" w:name="tbl-knuth-elsewhere"/>
+          <w:bookmarkStart w:id="44" w:name="tbl-knuth-elsewhere"/>
           <w:p>
             <w:pPr>
               <w:jc w:val="center"/>
@@ -2046,7 +2639,7 @@
                     <w:pStyle w:val="Compact"/>
                     <w:jc w:val="center"/>
                   </w:pPr>
-                  <w:hyperlink r:id="rId32">
+                  <w:hyperlink r:id="rId38">
                     <w:r>
                       <w:rPr>
                         <w:rStyle w:val="Hyperlink"/>
@@ -2077,7 +2670,7 @@
                     <w:pStyle w:val="Compact"/>
                     <w:jc w:val="center"/>
                   </w:pPr>
-                  <w:hyperlink r:id="rId33">
+                  <w:hyperlink r:id="rId39">
                     <w:r>
                       <w:rPr>
                         <w:rStyle w:val="Hyperlink"/>
@@ -2108,7 +2701,7 @@
                     <w:pStyle w:val="Compact"/>
                     <w:jc w:val="center"/>
                   </w:pPr>
-                  <w:hyperlink r:id="rId34">
+                  <w:hyperlink r:id="rId40">
                     <w:r>
                       <w:rPr>
                         <w:rStyle w:val="Hyperlink"/>
@@ -2139,7 +2732,7 @@
                     <w:pStyle w:val="Compact"/>
                     <w:jc w:val="center"/>
                   </w:pPr>
-                  <w:hyperlink r:id="rId35">
+                  <w:hyperlink r:id="rId41">
                     <w:r>
                       <w:rPr>
                         <w:rStyle w:val="Hyperlink"/>
@@ -2194,7 +2787,7 @@
                     <w:pStyle w:val="Compact"/>
                     <w:jc w:val="center"/>
                   </w:pPr>
-                  <w:hyperlink r:id="rId36">
+                  <w:hyperlink r:id="rId42">
                     <w:r>
                       <w:rPr>
                         <w:rStyle w:val="Hyperlink"/>
@@ -2225,7 +2818,7 @@
                     <w:pStyle w:val="Compact"/>
                     <w:jc w:val="center"/>
                   </w:pPr>
-                  <w:hyperlink r:id="rId37">
+                  <w:hyperlink r:id="rId43">
                     <w:r>
                       <w:rPr>
                         <w:rStyle w:val="Hyperlink"/>
@@ -2237,13 +2830,13 @@
               </w:tc>
             </w:tr>
           </w:tbl>
-          <w:bookmarkEnd w:id="38"/>
+          <w:bookmarkEnd w:id="44"/>
           <w:p/>
         </w:tc>
       </w:tr>
     </w:tbl>
-    <w:bookmarkStart w:id="41" w:name="refs"/>
-    <w:bookmarkStart w:id="40" w:name="ref-knuth1987mathematical"/>
+    <w:bookmarkStart w:id="47" w:name="refs"/>
+    <w:bookmarkStart w:id="46" w:name="ref-knuth1987mathematical"/>
     <w:p>
       <w:pPr>
         <w:pStyle w:val="Bibliography"/>
@@ -2267,7 +2860,7 @@
       <w:r>
         <w:t xml:space="preserve"> </w:t>
       </w:r>
-      <w:hyperlink r:id="rId39">
+      <w:hyperlink r:id="rId45">
         <w:r>
           <w:rPr>
             <w:rStyle w:val="Hyperlink"/>
@@ -2279,9 +2872,9 @@
         <w:t xml:space="preserve">.</w:t>
       </w:r>
     </w:p>
-    <w:bookmarkEnd w:id="40"/>
-    <w:bookmarkEnd w:id="41"/>
-    <w:bookmarkEnd w:id="42"/>
+    <w:bookmarkEnd w:id="46"/>
+    <w:bookmarkEnd w:id="47"/>
+    <w:bookmarkEnd w:id="48"/>
     <w:sectPr>
       <w:footnotePr>
         <w:numRestart w:val="eachSect"/>
